--- a/Лабораторна_№3/Звіт/Лабораторна_№3.docx
+++ b/Лабораторна_№3/Звіт/Лабораторна_№3.docx
@@ -9,9 +9,10 @@
       <w:r>
         <w:rPr>
           <w:b/>
-          <w:sz w:val="32"/>
+          <w:sz w:val="28"/>
         </w:rPr>
-        <w:t>МІНІСТЕРСТВО ОСВІТИ І НАУКИ УКРАЇНИ</w:t>
+        <w:t>Міністерство освіти і науки України</w:t>
+        <w:br/>
       </w:r>
     </w:p>
     <w:p>
@@ -21,9 +22,9 @@
       <w:r>
         <w:rPr>
           <w:b/>
-          <w:sz w:val="32"/>
+          <w:sz w:val="30"/>
         </w:rPr>
-        <w:t>НАЦІОНАЛЬНИЙ УНІВЕРСИТЕТ "ЛЬВІВСЬКА ПОЛІТЕХНІКА"</w:t>
+        <w:t>НАЦІОНАЛЬНИЙ УНІВЕРСИТЕТ «ЛЬВІВСЬКА ПОЛІТЕХНІКА»</w:t>
       </w:r>
     </w:p>
     <w:p>
@@ -35,7 +36,20 @@
           <w:b/>
           <w:sz w:val="28"/>
         </w:rPr>
-        <w:t>Кафедра ЕОМ</w:t>
+        <w:t>Кафедра електроніки та обчислювальної техніки</w:t>
+      </w:r>
+    </w:p>
+    <w:p/>
+    <w:p>
+      <w:pPr>
+        <w:jc w:val="center"/>
+      </w:pPr>
+      <w:r>
+        <w:rPr>
+          <w:b/>
+          <w:sz w:val="36"/>
+        </w:rPr>
+        <w:t>ЗВІТ</w:t>
       </w:r>
     </w:p>
     <w:p>
@@ -45,9 +59,9 @@
       <w:r>
         <w:rPr>
           <w:b/>
-          <w:sz w:val="32"/>
+          <w:sz w:val="36"/>
         </w:rPr>
-        <w:t>МЕТОДИЧНІ ВКАЗІВКИ</w:t>
+        <w:t>з лабораторної роботи №3</w:t>
       </w:r>
     </w:p>
     <w:p>
@@ -59,7 +73,7 @@
           <w:b/>
           <w:sz w:val="28"/>
         </w:rPr>
-        <w:t>до курсу лабораторних робіт</w:t>
+        <w:t>з дисципліни «Інженерія програмного забезпечення»</w:t>
       </w:r>
     </w:p>
     <w:p>
@@ -71,46 +85,50 @@
           <w:b/>
           <w:sz w:val="28"/>
         </w:rPr>
-        <w:t>з дисципліни</w:t>
+        <w:t>Тема: Реалізація серверної частини та взаємодії з базою даних</w:t>
       </w:r>
     </w:p>
+    <w:p/>
+    <w:p/>
+    <w:p>
+      <w:pPr>
+        <w:jc w:val="left"/>
+      </w:pPr>
+      <w:r>
+        <w:t>Виконав: студент групи КІ-302</w:t>
+      </w:r>
+    </w:p>
+    <w:p>
+      <w:pPr>
+        <w:jc w:val="right"/>
+      </w:pPr>
+      <w:r>
+        <w:t>Куницький М.О.</w:t>
+      </w:r>
+    </w:p>
+    <w:p>
+      <w:pPr>
+        <w:jc w:val="left"/>
+      </w:pPr>
+      <w:r>
+        <w:t>Прийняв:</w:t>
+      </w:r>
+    </w:p>
+    <w:p>
+      <w:pPr>
+        <w:jc w:val="right"/>
+      </w:pPr>
+      <w:r>
+        <w:t>Іванов Ю.С.</w:t>
+      </w:r>
+    </w:p>
+    <w:p/>
     <w:p>
       <w:pPr>
         <w:jc w:val="center"/>
       </w:pPr>
       <w:r>
-        <w:rPr>
-          <w:b/>
-          <w:sz w:val="32"/>
-        </w:rPr>
-        <w:t>"ІНЖЕНЕРІЯ ПРОГРАМНОГО ЗАБЕЗПЕЧЕННЯ"</w:t>
-      </w:r>
-    </w:p>
-    <w:p>
-      <w:r/>
-    </w:p>
-    <w:p>
-      <w:pPr>
-        <w:jc w:val="center"/>
-      </w:pPr>
-      <w:r>
-        <w:rPr>
-          <w:b/>
-          <w:sz w:val="32"/>
-        </w:rPr>
-        <w:t>Лабораторна робота №3</w:t>
-      </w:r>
-    </w:p>
-    <w:p>
-      <w:pPr>
-        <w:jc w:val="center"/>
-      </w:pPr>
-      <w:r>
-        <w:rPr>
-          <w:b/>
-          <w:sz w:val="28"/>
-        </w:rPr>
-        <w:t>Розробка серверної частини та TCP-комунікації</w:t>
+        <w:t>Львів – 2026</w:t>
       </w:r>
     </w:p>
     <w:p>
@@ -122,76 +140,211 @@
       <w:r>
         <w:rPr>
           <w:b/>
+          <w:sz w:val="32"/>
         </w:rPr>
-        <w:t>Тема</w:t>
+        <w:t>1. Аналіз завдання та постановка задачі</w:t>
       </w:r>
     </w:p>
     <w:p>
       <w:r>
-        <w:t>Система адміністрування пацієнтів у лікарні.</w:t>
+        <w:t>Потрібно створити сервер, який буде приймати команди від WPF-клієнта, виконувати операції з електронною базою пацієнтів і повертати результат клієнту.</w:t>
+      </w:r>
+    </w:p>
+    <w:p>
+      <w:r>
+        <w:t>Мета роботи: Розробити серверну частину системи, яка забезпечує прийом запитів від клієнта, обробку даних і зберігання інформації в базі SQLite.</w:t>
       </w:r>
     </w:p>
     <w:p>
       <w:r>
         <w:rPr>
           <w:b/>
+          <w:sz w:val="32"/>
         </w:rPr>
-        <w:t>Мета</w:t>
+        <w:t>2. Опис реалізованого рішення</w:t>
       </w:r>
     </w:p>
     <w:p>
+      <w:pPr/>
       <w:r>
-        <w:t>Освоїти принципи розробки GUI, серверної логіки та взаємодії між клієнтом і сервером для системи обліку пацієнтів лікарні.</w:t>
+        <w:t>У третій лабораторній роботі система була розширена до архітектури клієнт-сервер. Основна мета полягала в тому, щоб винести зберігання даних і логіку обробки операцій із таблиці пацієнтів у окремий серверний модуль.</w:t>
+      </w:r>
+    </w:p>
+    <w:p>
+      <w:pPr/>
+      <w:r>
+        <w:t>Для реалізації було створено спільний шар HospitalShared, який містить модель Patient і структури для передачі запитів/відповідей. Такий підхід дозволяє узгоджувати формати даних між клієнтом і сервером і знижує ризик некоректного розбору повідомлень.</w:t>
+      </w:r>
+    </w:p>
+    <w:p>
+      <w:pPr/>
+      <w:r>
+        <w:t>Серверна частина реалізована як консольний TCP-сервер, який слухає вхідні з’єднання, отримує JSON-документи від клієнта та розпізнає тип запиту. Для виконання операцій застосовуються стандартні дії: отримати список пацієнтів, додати запис, оновити дані або видалити пацієнта.</w:t>
+      </w:r>
+    </w:p>
+    <w:p>
+      <w:pPr/>
+      <w:r>
+        <w:t>Для зберігання даних використано SQLite. Ця СУБД була обрана через простоту налаштування, низьку складність інтеграції і достатню функціональність для задачі обліку пацієнтів. Доступ до бази реалізовано через SQL-операції, що забезпечують стабільність і швидкість виконання.</w:t>
+      </w:r>
+    </w:p>
+    <w:p>
+      <w:pPr/>
+      <w:r>
+        <w:t>Взаємодія між клієнтом і сервером відбувається через мережеві сокети і JSON-пакети. Клієнт формує запит із потрібною командою і даними, а сервер обробляє його, виконує відповідну операцію в базі і повертає результат. Такий підхід робить систему масштабованою і відкриває можливості для подальшого розвитку.</w:t>
+      </w:r>
+    </w:p>
+    <w:p>
+      <w:pPr/>
+      <w:r>
+        <w:t>Завершальні перевірки показали, що сервер стабільно приймає команди, виконує CRUD-операції, а відповіді клієнта формуються коректно. Це підтверджує правильність обраної архітектури для подальшої інтеграції з WPF-інтерфейсом.</w:t>
       </w:r>
     </w:p>
     <w:p>
       <w:r>
         <w:rPr>
           <w:b/>
+          <w:sz w:val="32"/>
         </w:rPr>
-        <w:t>Постановка задачі</w:t>
+        <w:t>3. Основні технології та архітектура</w:t>
       </w:r>
     </w:p>
     <w:p>
+      <w:pPr>
+        <w:pStyle w:val="ListBullet"/>
+      </w:pPr>
       <w:r>
-        <w:t>Розробити систему, що дозволяє вести облік пацієнтів, зберігати інформацію про їх стан, лікаря, діагноз і кімнату, а також забезпечити механізми додавання, редагування, виписки та синхронізації даних між клієнтом і сервером.</w:t>
+        <w:t>Використано платформу WPF для реалізації клієнтського інтерфейсу.</w:t>
+      </w:r>
+    </w:p>
+    <w:p>
+      <w:pPr>
+        <w:pStyle w:val="ListBullet"/>
+      </w:pPr>
+      <w:r>
+        <w:t>Модель даних пацієнта визначена як окремий клас із обов’язковими атрибутами.</w:t>
+      </w:r>
+    </w:p>
+    <w:p>
+      <w:pPr>
+        <w:pStyle w:val="ListBullet"/>
+      </w:pPr>
+      <w:r>
+        <w:t>Для оновлення інтерфейсу застосовано ObservableCollection, що забезпечує реакцію на зміни даних.</w:t>
+      </w:r>
+    </w:p>
+    <w:p>
+      <w:pPr>
+        <w:pStyle w:val="ListBullet"/>
+      </w:pPr>
+      <w:r>
+        <w:t>Для серверної частини використано TCP-обробку запитів і SQLite як систему зберігання даних.</w:t>
+      </w:r>
+    </w:p>
+    <w:p>
+      <w:pPr>
+        <w:pStyle w:val="ListBullet"/>
+      </w:pPr>
+      <w:r>
+        <w:t>Комунікація між клієнтом і сервером реалізована за допомогою JSON-структур.</w:t>
       </w:r>
     </w:p>
     <w:p>
       <w:r>
         <w:rPr>
           <w:b/>
+          <w:sz w:val="32"/>
         </w:rPr>
-        <w:t>Опис роботи</w:t>
+        <w:t>4. Програмна реалізація та перевірка</w:t>
+      </w:r>
+    </w:p>
+    <w:p>
+      <w:pPr>
+        <w:pStyle w:val="ListBullet"/>
+      </w:pPr>
+      <w:r>
+        <w:t>У процесі реалізації було визначено, що найважливішою умовою є узгоджена структура запитів і відповідей між клієнтом і сервером.</w:t>
+      </w:r>
+    </w:p>
+    <w:p>
+      <w:pPr>
+        <w:pStyle w:val="ListBullet"/>
+      </w:pPr>
+      <w:r>
+        <w:t>SQLite забезпечує достатній рівень продуктивності для лабораторної системи, а також дозволяє легко зберігати всі дані у локальному файлі.</w:t>
+      </w:r>
+    </w:p>
+    <w:p>
+      <w:pPr>
+        <w:pStyle w:val="ListBullet"/>
+      </w:pPr>
+      <w:r>
+        <w:t>Серверний модуль має бути максимально простим і передбачуваним, щоб мінімізувати ризик помилок під час обробки команд.</w:t>
       </w:r>
     </w:p>
     <w:p>
       <w:r>
-        <w:t>У лабораторній роботі №3 розроблено серверний модуль системи обліку пацієнтів лікарні. Сервер реалізований як консольний додаток, який приймає TCP-запити від клієнта, обробляє команди та звертається до бази даних SQLite. Для зберігання даних використано таблицю Patients, яка містить основні поля пацієнта: Id, FullName, Age, Diagnosis, Doctor, Room.</w:t>
-        <w:br/>
-        <w:br/>
-        <w:t>Розроблена логіка дозволяє отримувати список пацієнтів, додавати нові записи, оновлювати існуючі та видаляти вибрані. Комунікація між клієнтом і сервером реалізована через TcpListener, NetworkStream та JSON-формат обміну даними. Сервер автоматично створює базу даних при першому запуску, якщо вона ще не існує. Також передбачена обробка помилок, що дозволяє стабільно відповідати на помилкові запити або втрати з’єднання.</w:t>
-        <w:br/>
-        <w:br/>
-        <w:t>В результаті отримано робочий серверний модуль, який забезпечує зберігання та обробку даних і є основою для інтеграції з клієнтською частиною в четвертій лабораторній роботі.</w:t>
+        <w:t>Після реалізації були виконані перевірки відповідності інтерфейсу, коректності логіки обробки даних і стабільності роботи базових сценаріїв. Усі основні операції виконувались у межах очікуваних результатів.</w:t>
       </w:r>
     </w:p>
     <w:p>
       <w:r>
         <w:rPr>
           <w:b/>
+          <w:sz w:val="32"/>
         </w:rPr>
-        <w:t>Висновок</w:t>
+        <w:t>5. Результати та висновок</w:t>
       </w:r>
     </w:p>
     <w:p>
       <w:r>
-        <w:t>Результатом виконання лабораторної роботи є робоча система обліку пацієнтів, яка відповідає завданню і готова для демонстрації та подальшого розвитку.</w:t>
+        <w:t>Лабораторна робота №3 виконана повністю. Створено серверну частину системи, організовано взаємодію з базою даних та забезпечено передачу даних між клієнтом і сервером. Архітектура системи відповідає практичним вимогам середовища інформаційних систем та є готовою до подальшої інтеграції.</w:t>
+      </w:r>
+    </w:p>
+    <w:p>
+      <w:r>
+        <w:rPr>
+          <w:b/>
+          <w:sz w:val="32"/>
+        </w:rPr>
+        <w:t>6. Список використаних джерел</w:t>
+      </w:r>
+    </w:p>
+    <w:p>
+      <w:pPr>
+        <w:pStyle w:val="ListBullet"/>
+      </w:pPr>
+      <w:r>
+        <w:t>Microsoft Docs. WPF documentation and data binding patterns.</w:t>
+      </w:r>
+    </w:p>
+    <w:p>
+      <w:pPr>
+        <w:pStyle w:val="ListBullet"/>
+      </w:pPr>
+      <w:r>
+        <w:t>SQLite documentation. Local database management and SQL operations.</w:t>
+      </w:r>
+    </w:p>
+    <w:p>
+      <w:pPr>
+        <w:pStyle w:val="ListBullet"/>
+      </w:pPr>
+      <w:r>
+        <w:t>C# language reference and .NET application architecture guidelines.</w:t>
+      </w:r>
+    </w:p>
+    <w:p>
+      <w:pPr>
+        <w:pStyle w:val="ListBullet"/>
+      </w:pPr>
+      <w:r>
+        <w:t>Практичне завдання з дисципліни «Інженерія програмного забезпечення» для варіанта №12.</w:t>
       </w:r>
     </w:p>
     <w:sectPr>
       <w:pgSz w:w="12240" w:h="15840"/>
-      <w:pgMar w:top="1440" w:right="1800" w:bottom="1440" w:left="1800" w:header="720" w:footer="720" w:gutter="0"/>
+      <w:pgMar w:top="1134" w:right="1575" w:bottom="1134" w:left="1575" w:header="720" w:footer="720" w:gutter="0"/>
       <w:cols w:space="720"/>
       <w:docGrid w:linePitch="360"/>
     </w:sectPr>
@@ -562,6 +715,10 @@
     <w:name w:val="Normal"/>
     <w:qFormat/>
     <w:rsid w:val="00FC693F"/>
+    <w:rPr>
+      <w:rFonts w:ascii="Times New Roman" w:hAnsi="Times New Roman"/>
+      <w:sz w:val="28"/>
+    </w:rPr>
   </w:style>
   <w:style w:type="paragraph" w:styleId="Header">
     <w:name w:val="header"/>
